--- a/new_backstory.docx
+++ b/new_backstory.docx
@@ -405,7 +405,37 @@
         <w:szCs w:val="16"/>
         <w:lang w:val="en-SE"/>
       </w:rPr>
-      <w:t>Case Number: 63/15/7</w:t>
+      <w:t xml:space="preserve">Case Number: </w:t>
+    </w:r>
+    <w:r>
+      <w:rPr>
+        <w:rFonts w:ascii="Agency FB" w:hAnsi="Agency FB"/>
+        <w:color w:val="0B769F" w:themeColor="accent4" w:themeShade="BF"/>
+        <w:sz w:val="16"/>
+        <w:szCs w:val="16"/>
+        <w:lang w:val="en-SE"/>
+      </w:rPr>
+      <w:t>9</w:t>
+    </w:r>
+    <w:r>
+      <w:rPr>
+        <w:rFonts w:ascii="Agency FB" w:hAnsi="Agency FB"/>
+        <w:color w:val="0B769F" w:themeColor="accent4" w:themeShade="BF"/>
+        <w:sz w:val="16"/>
+        <w:szCs w:val="16"/>
+        <w:lang w:val="en-SE"/>
+      </w:rPr>
+      <w:t>/</w:t>
+    </w:r>
+    <w:r>
+      <w:rPr>
+        <w:rFonts w:ascii="Agency FB" w:hAnsi="Agency FB"/>
+        <w:color w:val="0B769F" w:themeColor="accent4" w:themeShade="BF"/>
+        <w:sz w:val="16"/>
+        <w:szCs w:val="16"/>
+        <w:lang w:val="en-SE"/>
+      </w:rPr>
+      <w:t>73/4/26</w:t>
     </w:r>
   </w:p>
 </w:hdr>
@@ -1015,7 +1045,6 @@
   <w:style w:type="character" w:default="1" w:styleId="DefaultParagraphFont">
     <w:name w:val="Default Paragraph Font"/>
     <w:uiPriority w:val="1"/>
-    <w:semiHidden/>
     <w:unhideWhenUsed/>
   </w:style>
   <w:style w:type="table" w:default="1" w:styleId="TableNormal">
